--- a/lab3/Report_3.docx
+++ b/lab3/Report_3.docx
@@ -336,7 +336,7 @@
         <w:rPr>
           <w:sz w:val="24"/>
         </w:rPr>
-        <w:t>Настроить статический сайт в Object Storage, проверить версии объектов, временные ссылки и lifecycle. Создать PostgreSQL и сохранить в БД сведения о файле из бакета.</w:t>
+        <w:t>Настроить сайт в Object Storage, версии объектов, временные ссылки и lifecycle. Проверить PostgreSQL, переключение мастера и получение файла по URL из БД.</w:t>
       </w:r>
     </w:p>
     <w:p>
@@ -1047,7 +1047,7 @@
         <w:rPr>
           <w:sz w:val="24"/>
         </w:rPr>
-        <w:t>В lab3-network созданы подсети a (10.130.1.0/24) и b (10.130.2.0/24). Позднее для доступной конфигурации PostgreSQL добавлены d (10.130.3.0/24) и e (10.130.4.0/24). Хост размещён в d.</w:t>
+        <w:t>В lab3-network созданы подсети a (10.130.1.0/24) и b (10.130.2.0/24). Позднее для доступной конфигурации PostgreSQL добавлены d (10.130.3.0/24) и e (10.130.4.0/24). Первый хост размещён в d.</w:t>
       </w:r>
     </w:p>
     <w:p>
@@ -1109,7 +1109,7 @@
         <w:pageBreakBefore/>
       </w:pPr>
       <w:r>
-        <w:t>9. Managed PostgreSQL</w:t>
+        <w:t>9. Первоначальный кластер PostgreSQL</w:t>
       </w:r>
     </w:p>
     <w:p>
@@ -1120,7 +1120,7 @@
         <w:rPr>
           <w:sz w:val="24"/>
         </w:rPr>
-        <w:t>Создан lab3-pg-cluster: PostgreSQL 17, окружение PRODUCTION, класс c3-c2-m4 (2 vCPU, 4 ГБ RAM), сетевой SSD 10 ГБ. Созданы база lab3db и пользователь lab3user. Кластер перешёл в RUNNING.</w:t>
+        <w:t>На первом этапе создан lab3-pg-cluster: PostgreSQL 17, PRODUCTION, класс c3-c2-m4 (2 vCPU, 4 ГБ RAM), сетевой SSD 10 ГБ. Созданы база lab3db и пользователь lab3user. Кластер перешёл в RUNNING.</w:t>
       </w:r>
     </w:p>
     <w:p>
@@ -1183,7 +1183,7 @@
         <w:rPr>
           <w:sz w:val="24"/>
         </w:rPr>
-        <w:t>Указанные в задании burstable и зоны a/b были недоступны для создания этого кластера. Использована доступная конфигурация в ru-central1-d. Для экономии ресурсов решено оставить один хост; квоты на два хоста также не хватало.</w:t>
+        <w:t>Указанные в задании burstable и зоны a/b были недоступны. Использован c3-c2-m4 в ru-central1-d. Для экономии ресурсов первоначально оставлен один хост при квоте 2 vCPU. Позднее квота увеличена до 4 vCPU для повторного развёртывания (раздел 13).</w:t>
       </w:r>
     </w:p>
     <w:p>
@@ -1246,7 +1246,7 @@
         <w:rPr>
           <w:sz w:val="24"/>
         </w:rPr>
-        <w:t>Реплика не создавалась. Переключение мастера (failover) и повторный SELECT после переключения не выполнялись. Входящий TCP 6432 разрешён только с текущего адреса VPN /32; подключение проверено по SSL с verify-full.</w:t>
+        <w:t>На первом этапе реплика не создавалась; проверка failover выполнена позднее (раздел 14). Входящий TCP 6432 разрешён с текущего адреса VPN /32, подключение проверено по SSL с verify-full.</w:t>
       </w:r>
     </w:p>
     <w:p>
@@ -1402,7 +1402,7 @@
         <w:pageBreakBefore/>
       </w:pPr>
       <w:r>
-        <w:t>12. Очистка ресурсов</w:t>
+        <w:t>12. Первая очистка ресурсов</w:t>
       </w:r>
     </w:p>
     <w:p>
@@ -1483,10 +1483,366 @@
       <w:pPr>
         <w:pStyle w:val="1"/>
         <w:keepNext/>
+        <w:pageBreakBefore/>
+      </w:pPr>
+      <w:r>
+        <w:t>13. Повторное развёртывание с двумя хостами</w:t>
+      </w:r>
+    </w:p>
+    <w:p>
+      <w:pPr>
+        <w:spacing w:after="120" w:line="252" w:lineRule="auto"/>
+      </w:pPr>
+      <w:r>
+        <w:rPr>
+          <w:sz w:val="24"/>
+        </w:rPr>
+        <w:t>После одобрения квоты 4 vCPU создан новый lab3-pg-cluster: PostgreSQL 17, PRODUCTION, два хоста c3-c2-m4 по 2 vCPU, 4 ГБ RAM и 10 ГБ SSD. MASTER размещён в ru-central1-d, REPLICA — в ru-central1-e; оба хоста ALIVE.</w:t>
+      </w:r>
+    </w:p>
+    <w:p>
+      <w:pPr>
+        <w:keepNext/>
+        <w:jc w:val="center"/>
+      </w:pPr>
+      <w:r>
+        <w:drawing>
+          <wp:inline xmlns:a="http://schemas.openxmlformats.org/drawingml/2006/main" xmlns:pic="http://schemas.openxmlformats.org/drawingml/2006/picture">
+            <wp:extent cx="5220000" cy="2188409"/>
+            <wp:docPr id="17" name="Рисунок 17" descr="Новый кластер RUNNING и роли хостов до переключения"/>
+            <wp:cNvGraphicFramePr>
+              <a:graphicFrameLocks noChangeAspect="1"/>
+            </wp:cNvGraphicFramePr>
+            <a:graphic>
+              <a:graphicData uri="http://schemas.openxmlformats.org/drawingml/2006/picture">
+                <pic:pic>
+                  <pic:nvPicPr>
+                    <pic:cNvPr id="17" name="17.png"/>
+                    <pic:cNvPicPr/>
+                  </pic:nvPicPr>
+                  <pic:blipFill>
+                    <a:blip r:embed="rIdLab3Image17"/>
+                    <a:stretch>
+                      <a:fillRect/>
+                    </a:stretch>
+                  </pic:blipFill>
+                  <pic:spPr>
+                    <a:xfrm>
+                      <a:off x="0" y="0"/>
+                      <a:ext cx="5220000" cy="2188409"/>
+                    </a:xfrm>
+                    <a:prstGeom prst="rect"/>
+                  </pic:spPr>
+                </pic:pic>
+              </a:graphicData>
+            </a:graphic>
+          </wp:inline>
+        </w:drawing>
+      </w:r>
+    </w:p>
+    <w:p>
+      <w:pPr>
+        <w:spacing w:after="160" w:line="252" w:lineRule="auto"/>
+        <w:jc w:val="center"/>
+      </w:pPr>
+      <w:r>
+        <w:rPr>
+          <w:sz w:val="20"/>
+        </w:rPr>
+        <w:t>Рисунок 17 — Новый кластер RUNNING и роли хостов до переключения.</w:t>
+      </w:r>
+    </w:p>
+    <w:p>
+      <w:pPr>
+        <w:spacing w:after="120" w:line="252" w:lineRule="auto"/>
+      </w:pPr>
+      <w:r>
+        <w:rPr>
+          <w:sz w:val="24"/>
+        </w:rPr>
+        <w:t>Через виртуальный адрес мастера выполнено подключение к lab3db по SSL. В students добавлены три записи из задания; содержимое проверено также на реплике.</w:t>
+      </w:r>
+    </w:p>
+    <w:p>
+      <w:pPr>
+        <w:keepNext/>
+        <w:jc w:val="center"/>
+      </w:pPr>
+      <w:r>
+        <w:drawing>
+          <wp:inline xmlns:a="http://schemas.openxmlformats.org/drawingml/2006/main" xmlns:pic="http://schemas.openxmlformats.org/drawingml/2006/picture">
+            <wp:extent cx="5220000" cy="1370330"/>
+            <wp:docPr id="18" name="Рисунок 18" descr="Содержимое students перед переключением мастера"/>
+            <wp:cNvGraphicFramePr>
+              <a:graphicFrameLocks noChangeAspect="1"/>
+            </wp:cNvGraphicFramePr>
+            <a:graphic>
+              <a:graphicData uri="http://schemas.openxmlformats.org/drawingml/2006/picture">
+                <pic:pic>
+                  <pic:nvPicPr>
+                    <pic:cNvPr id="18" name="18.png"/>
+                    <pic:cNvPicPr/>
+                  </pic:nvPicPr>
+                  <pic:blipFill>
+                    <a:blip r:embed="rIdLab3Image18"/>
+                    <a:stretch>
+                      <a:fillRect/>
+                    </a:stretch>
+                  </pic:blipFill>
+                  <pic:spPr>
+                    <a:xfrm>
+                      <a:off x="0" y="0"/>
+                      <a:ext cx="5220000" cy="1370330"/>
+                    </a:xfrm>
+                    <a:prstGeom prst="rect"/>
+                  </pic:spPr>
+                </pic:pic>
+              </a:graphicData>
+            </a:graphic>
+          </wp:inline>
+        </w:drawing>
+      </w:r>
+    </w:p>
+    <w:p>
+      <w:pPr>
+        <w:spacing w:after="160" w:line="252" w:lineRule="auto"/>
+        <w:jc w:val="center"/>
+      </w:pPr>
+      <w:r>
+        <w:rPr>
+          <w:sz w:val="20"/>
+        </w:rPr>
+        <w:t>Рисунок 18 — Содержимое students перед переключением мастера.</w:t>
+      </w:r>
+    </w:p>
+    <w:p>
+      <w:pPr>
+        <w:pStyle w:val="1"/>
+        <w:keepNext/>
+        <w:pageBreakBefore/>
+      </w:pPr>
+      <w:r>
+        <w:t>14. Проверка failover</w:t>
+      </w:r>
+    </w:p>
+    <w:p>
+      <w:pPr>
+        <w:spacing w:after="120" w:line="252" w:lineRule="auto"/>
+      </w:pPr>
+      <w:r>
+        <w:rPr>
+          <w:sz w:val="24"/>
+        </w:rPr>
+        <w:t>Командой yc managed-postgresql cluster start-failover запущено переключение на реплику в зоне e. Операция завершилась с done=true без ошибки. Хост e стал MASTER, прежний мастер d — REPLICA; оба хоста остались ALIVE.</w:t>
+      </w:r>
+    </w:p>
+    <w:p>
+      <w:pPr>
+        <w:keepNext/>
+        <w:jc w:val="center"/>
+      </w:pPr>
+      <w:r>
+        <w:drawing>
+          <wp:inline xmlns:a="http://schemas.openxmlformats.org/drawingml/2006/main" xmlns:pic="http://schemas.openxmlformats.org/drawingml/2006/picture">
+            <wp:extent cx="5220000" cy="1836667"/>
+            <wp:docPr id="19" name="Рисунок 19" descr="Завершённая операция failover и смена ролей хостов"/>
+            <wp:cNvGraphicFramePr>
+              <a:graphicFrameLocks noChangeAspect="1"/>
+            </wp:cNvGraphicFramePr>
+            <a:graphic>
+              <a:graphicData uri="http://schemas.openxmlformats.org/drawingml/2006/picture">
+                <pic:pic>
+                  <pic:nvPicPr>
+                    <pic:cNvPr id="19" name="19.png"/>
+                    <pic:cNvPicPr/>
+                  </pic:nvPicPr>
+                  <pic:blipFill>
+                    <a:blip r:embed="rIdLab3Image19"/>
+                    <a:stretch>
+                      <a:fillRect/>
+                    </a:stretch>
+                  </pic:blipFill>
+                  <pic:spPr>
+                    <a:xfrm>
+                      <a:off x="0" y="0"/>
+                      <a:ext cx="5220000" cy="1836667"/>
+                    </a:xfrm>
+                    <a:prstGeom prst="rect"/>
+                  </pic:spPr>
+                </pic:pic>
+              </a:graphicData>
+            </a:graphic>
+          </wp:inline>
+        </w:drawing>
+      </w:r>
+    </w:p>
+    <w:p>
+      <w:pPr>
+        <w:spacing w:after="160" w:line="252" w:lineRule="auto"/>
+        <w:jc w:val="center"/>
+      </w:pPr>
+      <w:r>
+        <w:rPr>
+          <w:sz w:val="20"/>
+        </w:rPr>
+        <w:t>Рисунок 19 — Завершённая операция failover и смена ролей хостов.</w:t>
+      </w:r>
+    </w:p>
+    <w:p>
+      <w:pPr>
+        <w:spacing w:after="120" w:line="252" w:lineRule="auto"/>
+      </w:pPr>
+      <w:r>
+        <w:rPr>
+          <w:sz w:val="24"/>
+        </w:rPr>
+        <w:t>Повторное подключение выполнено через тот же виртуальный адрес мастера. IP сервера изменился с 158.160.188.155 на 153.51.113.53. Запрос SELECT * FROM students; вернул те же три строки. После переключения данные не перезаписывались.</w:t>
+      </w:r>
+    </w:p>
+    <w:p>
+      <w:pPr>
+        <w:keepNext/>
+        <w:jc w:val="center"/>
+      </w:pPr>
+      <w:r>
+        <w:drawing>
+          <wp:inline xmlns:a="http://schemas.openxmlformats.org/drawingml/2006/main" xmlns:pic="http://schemas.openxmlformats.org/drawingml/2006/picture">
+            <wp:extent cx="5220000" cy="1340270"/>
+            <wp:docPr id="20" name="Рисунок 20" descr="Подключение к новому мастеру и сохранённые данные"/>
+            <wp:cNvGraphicFramePr>
+              <a:graphicFrameLocks noChangeAspect="1"/>
+            </wp:cNvGraphicFramePr>
+            <a:graphic>
+              <a:graphicData uri="http://schemas.openxmlformats.org/drawingml/2006/picture">
+                <pic:pic>
+                  <pic:nvPicPr>
+                    <pic:cNvPr id="20" name="20.png"/>
+                    <pic:cNvPicPr/>
+                  </pic:nvPicPr>
+                  <pic:blipFill>
+                    <a:blip r:embed="rIdLab3Image20"/>
+                    <a:stretch>
+                      <a:fillRect/>
+                    </a:stretch>
+                  </pic:blipFill>
+                  <pic:spPr>
+                    <a:xfrm>
+                      <a:off x="0" y="0"/>
+                      <a:ext cx="5220000" cy="1340270"/>
+                    </a:xfrm>
+                    <a:prstGeom prst="rect"/>
+                  </pic:spPr>
+                </pic:pic>
+              </a:graphicData>
+            </a:graphic>
+          </wp:inline>
+        </w:drawing>
+      </w:r>
+    </w:p>
+    <w:p>
+      <w:pPr>
+        <w:spacing w:after="160" w:line="252" w:lineRule="auto"/>
+        <w:jc w:val="center"/>
+      </w:pPr>
+      <w:r>
+        <w:rPr>
+          <w:sz w:val="20"/>
+        </w:rPr>
+        <w:t>Рисунок 20 — Подключение к новому мастеру и сохранённые данные.</w:t>
+      </w:r>
+    </w:p>
+    <w:p>
+      <w:pPr>
+        <w:pStyle w:val="1"/>
+        <w:keepNext/>
+        <w:pageBreakBefore/>
+      </w:pPr>
+      <w:r>
+        <w:t>15. Повторная очистка ресурсов</w:t>
+      </w:r>
+    </w:p>
+    <w:p>
+      <w:pPr>
+        <w:spacing w:after="120" w:line="252" w:lineRule="auto"/>
+      </w:pPr>
+      <w:r>
+        <w:rPr>
+          <w:sz w:val="24"/>
+        </w:rPr>
+        <w:t>Удалены двуххостовый кластер, две подсети, группа безопасности и сеть ЛР 3. Связанные Connection Manager и Lockbox удалены вместе с кластером. Списки кластеров, бакетов и сервисных аккаунтов пусты. Использование CPU сервиса MDB — 0 vCPU; квота возвращена с 4 до 2 vCPU.</w:t>
+      </w:r>
+    </w:p>
+    <w:p>
+      <w:pPr>
+        <w:keepNext/>
+        <w:jc w:val="center"/>
+      </w:pPr>
+      <w:r>
+        <w:drawing>
+          <wp:inline xmlns:a="http://schemas.openxmlformats.org/drawingml/2006/main" xmlns:pic="http://schemas.openxmlformats.org/drawingml/2006/picture">
+            <wp:extent cx="5220000" cy="2440047"/>
+            <wp:docPr id="21" name="Рисунок 21" descr="Итоговая проверка удаления ресурсов ЛР 3"/>
+            <wp:cNvGraphicFramePr>
+              <a:graphicFrameLocks noChangeAspect="1"/>
+            </wp:cNvGraphicFramePr>
+            <a:graphic>
+              <a:graphicData uri="http://schemas.openxmlformats.org/drawingml/2006/picture">
+                <pic:pic>
+                  <pic:nvPicPr>
+                    <pic:cNvPr id="21" name="21.png"/>
+                    <pic:cNvPicPr/>
+                  </pic:nvPicPr>
+                  <pic:blipFill>
+                    <a:blip r:embed="rIdLab3Image21"/>
+                    <a:stretch>
+                      <a:fillRect/>
+                    </a:stretch>
+                  </pic:blipFill>
+                  <pic:spPr>
+                    <a:xfrm>
+                      <a:off x="0" y="0"/>
+                      <a:ext cx="5220000" cy="2440047"/>
+                    </a:xfrm>
+                    <a:prstGeom prst="rect"/>
+                  </pic:spPr>
+                </pic:pic>
+              </a:graphicData>
+            </a:graphic>
+          </wp:inline>
+        </w:drawing>
+      </w:r>
+    </w:p>
+    <w:p>
+      <w:pPr>
+        <w:spacing w:after="160" w:line="252" w:lineRule="auto"/>
+        <w:jc w:val="center"/>
+      </w:pPr>
+      <w:r>
+        <w:rPr>
+          <w:sz w:val="20"/>
+        </w:rPr>
+        <w:t>Рисунок 21 — Итоговая проверка удаления ресурсов ЛР 3.</w:t>
+      </w:r>
+    </w:p>
+    <w:p>
+      <w:pPr>
+        <w:spacing w:after="120" w:line="252" w:lineRule="auto"/>
+      </w:pPr>
+      <w:r>
+        <w:rPr>
+          <w:sz w:val="24"/>
+        </w:rPr>
+        <w:t>Ресурсы ЛР 1 сохранены. В списке резервных копий остались две автоматические записи: DONE и CREATING. Ручное удаление таких копий сервисом не поддерживается; срок хранения после удаления кластера — 7 дней.</w:t>
+      </w:r>
+    </w:p>
+    <w:p>
+      <w:pPr>
+        <w:pStyle w:val="1"/>
+        <w:keepNext/>
         <w:pageBreakBefore w:val="0"/>
       </w:pPr>
       <w:r>
-        <w:t>13. Выводы</w:t>
+        <w:t>16. Выводы</w:t>
       </w:r>
     </w:p>
     <w:p>
@@ -1497,7 +1853,7 @@
         <w:rPr>
           <w:sz w:val="24"/>
         </w:rPr>
-        <w:t>Настроены статический сайт, версии объектов, временный доступ и lifecycle. Проверены запросы к PostgreSQL и получение файла по адресу из БД. Для экономии ресурсов использован один хост, поэтому отказоустойчивость кластера не проверялась.</w:t>
+        <w:t>Настроены статический сайт, версии объектов, временный доступ и lifecycle. Проверены SQL-запросы и загрузка файла по URL из БД. Переключение мастера выполнено на двух хостах: роли сменились, данные сохранились. Вместо burstable в a/b использован доступный класс c3-c2-m4 в d/e.</w:t>
       </w:r>
     </w:p>
     <w:sectPr>
